--- a/.docu/Dades/Explicacions dels GTFS/Resum.docx
+++ b/.docu/Dades/Explicacions dels GTFS/Resum.docx
@@ -449,60 +449,60 @@
                 <w:rFonts w:ascii="Arial" w:hAnsi="Arial" w:cs="Arial"/>
                 <w:b/>
                 <w:bCs/>
-                <w:color w:val="808080" w:themeColor="background1" w:themeShade="80"/>
-                <w:sz w:val="24"/>
-                <w:szCs w:val="24"/>
-              </w:rPr>
-              <w:t>shapes</w:t>
-            </w:r>
-            <w:proofErr w:type="spellEnd"/>
-          </w:p>
-        </w:tc>
-        <w:tc>
-          <w:tcPr>
-            <w:tcW w:w="1749" w:type="dxa"/>
-          </w:tcPr>
-          <w:p>
-            <w:pPr>
-              <w:rPr>
-                <w:rFonts w:ascii="Arial" w:hAnsi="Arial" w:cs="Arial"/>
-                <w:sz w:val="24"/>
-                <w:szCs w:val="24"/>
-              </w:rPr>
-            </w:pPr>
-            <w:proofErr w:type="spellStart"/>
-            <w:r>
-              <w:rPr>
-                <w:rFonts w:ascii="Arial" w:hAnsi="Arial" w:cs="Arial"/>
-                <w:sz w:val="24"/>
-                <w:szCs w:val="24"/>
-                <w:highlight w:val="darkCyan"/>
-              </w:rPr>
-              <w:t>Shape_id</w:t>
-            </w:r>
-            <w:proofErr w:type="spellEnd"/>
-          </w:p>
-        </w:tc>
-        <w:tc>
-          <w:tcPr>
-            <w:tcW w:w="1749" w:type="dxa"/>
-          </w:tcPr>
-          <w:p>
-            <w:pPr>
-              <w:rPr>
-                <w:rFonts w:ascii="Arial" w:hAnsi="Arial" w:cs="Arial"/>
-                <w:sz w:val="24"/>
-                <w:szCs w:val="24"/>
-              </w:rPr>
-            </w:pPr>
-            <w:proofErr w:type="spellStart"/>
-            <w:r>
-              <w:rPr>
-                <w:rFonts w:ascii="Arial" w:hAnsi="Arial" w:cs="Arial"/>
-                <w:sz w:val="24"/>
-                <w:szCs w:val="24"/>
-              </w:rPr>
-              <w:t>Shape_pt_lat</w:t>
+                <w:sz w:val="24"/>
+                <w:szCs w:val="24"/>
+              </w:rPr>
+              <w:t>Stop_times</w:t>
+            </w:r>
+            <w:proofErr w:type="spellEnd"/>
+          </w:p>
+        </w:tc>
+        <w:tc>
+          <w:tcPr>
+            <w:tcW w:w="1749" w:type="dxa"/>
+          </w:tcPr>
+          <w:p>
+            <w:pPr>
+              <w:rPr>
+                <w:rFonts w:ascii="Arial" w:hAnsi="Arial" w:cs="Arial"/>
+                <w:sz w:val="24"/>
+                <w:szCs w:val="24"/>
+                <w:highlight w:val="magenta"/>
+              </w:rPr>
+            </w:pPr>
+            <w:proofErr w:type="spellStart"/>
+            <w:r>
+              <w:rPr>
+                <w:rFonts w:ascii="Arial" w:hAnsi="Arial" w:cs="Arial"/>
+                <w:sz w:val="24"/>
+                <w:szCs w:val="24"/>
+                <w:highlight w:val="magenta"/>
+              </w:rPr>
+              <w:t>Trip_id</w:t>
+            </w:r>
+            <w:proofErr w:type="spellEnd"/>
+          </w:p>
+        </w:tc>
+        <w:tc>
+          <w:tcPr>
+            <w:tcW w:w="1749" w:type="dxa"/>
+          </w:tcPr>
+          <w:p>
+            <w:pPr>
+              <w:rPr>
+                <w:rFonts w:ascii="Arial" w:hAnsi="Arial" w:cs="Arial"/>
+                <w:sz w:val="24"/>
+                <w:szCs w:val="24"/>
+              </w:rPr>
+            </w:pPr>
+            <w:proofErr w:type="spellStart"/>
+            <w:r>
+              <w:rPr>
+                <w:rFonts w:ascii="Arial" w:hAnsi="Arial" w:cs="Arial"/>
+                <w:sz w:val="24"/>
+                <w:szCs w:val="24"/>
+              </w:rPr>
+              <w:t>Arrival_time</w:t>
             </w:r>
             <w:proofErr w:type="spellEnd"/>
           </w:p>
@@ -526,47 +526,58 @@
                 <w:sz w:val="24"/>
                 <w:szCs w:val="24"/>
               </w:rPr>
-              <w:t>Shape_pt_long</w:t>
-            </w:r>
-            <w:proofErr w:type="spellEnd"/>
-          </w:p>
-        </w:tc>
-        <w:tc>
-          <w:tcPr>
-            <w:tcW w:w="1749" w:type="dxa"/>
-          </w:tcPr>
-          <w:p>
-            <w:pPr>
-              <w:rPr>
-                <w:rFonts w:ascii="Arial" w:hAnsi="Arial" w:cs="Arial"/>
-                <w:sz w:val="24"/>
-                <w:szCs w:val="24"/>
-              </w:rPr>
-            </w:pPr>
-            <w:proofErr w:type="spellStart"/>
-            <w:r>
-              <w:rPr>
-                <w:rFonts w:ascii="Arial" w:hAnsi="Arial" w:cs="Arial"/>
-                <w:sz w:val="24"/>
-                <w:szCs w:val="24"/>
-              </w:rPr>
-              <w:t>Shape_pt_sequence</w:t>
-            </w:r>
-            <w:proofErr w:type="spellEnd"/>
-          </w:p>
-        </w:tc>
-        <w:tc>
-          <w:tcPr>
-            <w:tcW w:w="1749" w:type="dxa"/>
-          </w:tcPr>
-          <w:p>
-            <w:pPr>
-              <w:rPr>
-                <w:rFonts w:ascii="Arial" w:hAnsi="Arial" w:cs="Arial"/>
-                <w:sz w:val="24"/>
-                <w:szCs w:val="24"/>
-              </w:rPr>
-            </w:pPr>
+              <w:t>Deparature_time</w:t>
+            </w:r>
+            <w:proofErr w:type="spellEnd"/>
+          </w:p>
+        </w:tc>
+        <w:tc>
+          <w:tcPr>
+            <w:tcW w:w="1749" w:type="dxa"/>
+          </w:tcPr>
+          <w:p>
+            <w:pPr>
+              <w:rPr>
+                <w:rFonts w:ascii="Arial" w:hAnsi="Arial" w:cs="Arial"/>
+                <w:sz w:val="24"/>
+                <w:szCs w:val="24"/>
+              </w:rPr>
+            </w:pPr>
+            <w:proofErr w:type="spellStart"/>
+            <w:r>
+              <w:rPr>
+                <w:rFonts w:ascii="Arial" w:hAnsi="Arial" w:cs="Arial"/>
+                <w:sz w:val="24"/>
+                <w:szCs w:val="24"/>
+                <w:highlight w:val="yellow"/>
+              </w:rPr>
+              <w:t>Stop_id</w:t>
+            </w:r>
+            <w:proofErr w:type="spellEnd"/>
+          </w:p>
+        </w:tc>
+        <w:tc>
+          <w:tcPr>
+            <w:tcW w:w="1749" w:type="dxa"/>
+          </w:tcPr>
+          <w:p>
+            <w:pPr>
+              <w:rPr>
+                <w:rFonts w:ascii="Arial" w:hAnsi="Arial" w:cs="Arial"/>
+                <w:sz w:val="24"/>
+                <w:szCs w:val="24"/>
+              </w:rPr>
+            </w:pPr>
+            <w:proofErr w:type="spellStart"/>
+            <w:r>
+              <w:rPr>
+                <w:rFonts w:ascii="Arial" w:hAnsi="Arial" w:cs="Arial"/>
+                <w:sz w:val="24"/>
+                <w:szCs w:val="24"/>
+              </w:rPr>
+              <w:t>Stop_sequence</w:t>
+            </w:r>
+            <w:proofErr w:type="spellEnd"/>
           </w:p>
         </w:tc>
         <w:tc>
@@ -616,7 +627,6 @@
                 <w:szCs w:val="24"/>
               </w:rPr>
             </w:pPr>
-            <w:proofErr w:type="spellStart"/>
             <w:r>
               <w:rPr>
                 <w:rFonts w:ascii="Arial" w:hAnsi="Arial" w:cs="Arial"/>
@@ -625,57 +635,55 @@
                 <w:sz w:val="24"/>
                 <w:szCs w:val="24"/>
               </w:rPr>
-              <w:t>Stop_times</w:t>
-            </w:r>
-            <w:proofErr w:type="spellEnd"/>
-          </w:p>
-        </w:tc>
-        <w:tc>
-          <w:tcPr>
-            <w:tcW w:w="1749" w:type="dxa"/>
-          </w:tcPr>
-          <w:p>
-            <w:pPr>
-              <w:rPr>
-                <w:rFonts w:ascii="Arial" w:hAnsi="Arial" w:cs="Arial"/>
-                <w:sz w:val="24"/>
-                <w:szCs w:val="24"/>
-                <w:highlight w:val="magenta"/>
-              </w:rPr>
-            </w:pPr>
-            <w:proofErr w:type="spellStart"/>
-            <w:r>
-              <w:rPr>
-                <w:rFonts w:ascii="Arial" w:hAnsi="Arial" w:cs="Arial"/>
-                <w:sz w:val="24"/>
-                <w:szCs w:val="24"/>
-                <w:highlight w:val="magenta"/>
-              </w:rPr>
-              <w:t>Trip_id</w:t>
-            </w:r>
-            <w:proofErr w:type="spellEnd"/>
-          </w:p>
-        </w:tc>
-        <w:tc>
-          <w:tcPr>
-            <w:tcW w:w="1749" w:type="dxa"/>
-          </w:tcPr>
-          <w:p>
-            <w:pPr>
-              <w:rPr>
-                <w:rFonts w:ascii="Arial" w:hAnsi="Arial" w:cs="Arial"/>
-                <w:sz w:val="24"/>
-                <w:szCs w:val="24"/>
-              </w:rPr>
-            </w:pPr>
-            <w:proofErr w:type="spellStart"/>
-            <w:r>
-              <w:rPr>
-                <w:rFonts w:ascii="Arial" w:hAnsi="Arial" w:cs="Arial"/>
-                <w:sz w:val="24"/>
-                <w:szCs w:val="24"/>
-              </w:rPr>
-              <w:t>Arrival_time</w:t>
+              <w:t>stops</w:t>
+            </w:r>
+          </w:p>
+        </w:tc>
+        <w:tc>
+          <w:tcPr>
+            <w:tcW w:w="1749" w:type="dxa"/>
+          </w:tcPr>
+          <w:p>
+            <w:pPr>
+              <w:rPr>
+                <w:rFonts w:ascii="Arial" w:hAnsi="Arial" w:cs="Arial"/>
+                <w:sz w:val="24"/>
+                <w:szCs w:val="24"/>
+              </w:rPr>
+            </w:pPr>
+            <w:proofErr w:type="spellStart"/>
+            <w:r>
+              <w:rPr>
+                <w:rFonts w:ascii="Arial" w:hAnsi="Arial" w:cs="Arial"/>
+                <w:sz w:val="24"/>
+                <w:szCs w:val="24"/>
+                <w:highlight w:val="yellow"/>
+              </w:rPr>
+              <w:t>Stop_id</w:t>
+            </w:r>
+            <w:proofErr w:type="spellEnd"/>
+          </w:p>
+        </w:tc>
+        <w:tc>
+          <w:tcPr>
+            <w:tcW w:w="1749" w:type="dxa"/>
+          </w:tcPr>
+          <w:p>
+            <w:pPr>
+              <w:rPr>
+                <w:rFonts w:ascii="Arial" w:hAnsi="Arial" w:cs="Arial"/>
+                <w:sz w:val="24"/>
+                <w:szCs w:val="24"/>
+              </w:rPr>
+            </w:pPr>
+            <w:proofErr w:type="spellStart"/>
+            <w:r>
+              <w:rPr>
+                <w:rFonts w:ascii="Arial" w:hAnsi="Arial" w:cs="Arial"/>
+                <w:sz w:val="24"/>
+                <w:szCs w:val="24"/>
+              </w:rPr>
+              <w:t>Stop_code</w:t>
             </w:r>
             <w:proofErr w:type="spellEnd"/>
           </w:p>
@@ -699,72 +707,81 @@
                 <w:sz w:val="24"/>
                 <w:szCs w:val="24"/>
               </w:rPr>
-              <w:t>Deparature_time</w:t>
-            </w:r>
-            <w:proofErr w:type="spellEnd"/>
-          </w:p>
-        </w:tc>
-        <w:tc>
-          <w:tcPr>
-            <w:tcW w:w="1749" w:type="dxa"/>
-          </w:tcPr>
-          <w:p>
-            <w:pPr>
-              <w:rPr>
-                <w:rFonts w:ascii="Arial" w:hAnsi="Arial" w:cs="Arial"/>
-                <w:sz w:val="24"/>
-                <w:szCs w:val="24"/>
-              </w:rPr>
-            </w:pPr>
-            <w:proofErr w:type="spellStart"/>
-            <w:r>
-              <w:rPr>
-                <w:rFonts w:ascii="Arial" w:hAnsi="Arial" w:cs="Arial"/>
-                <w:sz w:val="24"/>
-                <w:szCs w:val="24"/>
-                <w:highlight w:val="yellow"/>
-              </w:rPr>
-              <w:t>Stop_id</w:t>
-            </w:r>
-            <w:proofErr w:type="spellEnd"/>
-          </w:p>
-        </w:tc>
-        <w:tc>
-          <w:tcPr>
-            <w:tcW w:w="1749" w:type="dxa"/>
-          </w:tcPr>
-          <w:p>
-            <w:pPr>
-              <w:rPr>
-                <w:rFonts w:ascii="Arial" w:hAnsi="Arial" w:cs="Arial"/>
-                <w:sz w:val="24"/>
-                <w:szCs w:val="24"/>
-              </w:rPr>
-            </w:pPr>
-            <w:proofErr w:type="spellStart"/>
-            <w:r>
-              <w:rPr>
-                <w:rFonts w:ascii="Arial" w:hAnsi="Arial" w:cs="Arial"/>
-                <w:sz w:val="24"/>
-                <w:szCs w:val="24"/>
-              </w:rPr>
-              <w:t>Stop_sequence</w:t>
-            </w:r>
-            <w:proofErr w:type="spellEnd"/>
-          </w:p>
-        </w:tc>
-        <w:tc>
-          <w:tcPr>
-            <w:tcW w:w="1749" w:type="dxa"/>
-          </w:tcPr>
-          <w:p>
-            <w:pPr>
-              <w:rPr>
-                <w:rFonts w:ascii="Arial" w:hAnsi="Arial" w:cs="Arial"/>
-                <w:sz w:val="24"/>
-                <w:szCs w:val="24"/>
-              </w:rPr>
-            </w:pPr>
+              <w:t>Stop_name</w:t>
+            </w:r>
+            <w:proofErr w:type="spellEnd"/>
+          </w:p>
+        </w:tc>
+        <w:tc>
+          <w:tcPr>
+            <w:tcW w:w="1749" w:type="dxa"/>
+          </w:tcPr>
+          <w:p>
+            <w:pPr>
+              <w:rPr>
+                <w:rFonts w:ascii="Arial" w:hAnsi="Arial" w:cs="Arial"/>
+                <w:sz w:val="24"/>
+                <w:szCs w:val="24"/>
+              </w:rPr>
+            </w:pPr>
+            <w:proofErr w:type="spellStart"/>
+            <w:r>
+              <w:rPr>
+                <w:rFonts w:ascii="Arial" w:hAnsi="Arial" w:cs="Arial"/>
+                <w:sz w:val="24"/>
+                <w:szCs w:val="24"/>
+              </w:rPr>
+              <w:t>Stop_lat</w:t>
+            </w:r>
+            <w:proofErr w:type="spellEnd"/>
+          </w:p>
+        </w:tc>
+        <w:tc>
+          <w:tcPr>
+            <w:tcW w:w="1749" w:type="dxa"/>
+          </w:tcPr>
+          <w:p>
+            <w:pPr>
+              <w:rPr>
+                <w:rFonts w:ascii="Arial" w:hAnsi="Arial" w:cs="Arial"/>
+                <w:sz w:val="24"/>
+                <w:szCs w:val="24"/>
+              </w:rPr>
+            </w:pPr>
+            <w:proofErr w:type="spellStart"/>
+            <w:r>
+              <w:rPr>
+                <w:rFonts w:ascii="Arial" w:hAnsi="Arial" w:cs="Arial"/>
+                <w:sz w:val="24"/>
+                <w:szCs w:val="24"/>
+              </w:rPr>
+              <w:t>Stop_long</w:t>
+            </w:r>
+            <w:proofErr w:type="spellEnd"/>
+          </w:p>
+        </w:tc>
+        <w:tc>
+          <w:tcPr>
+            <w:tcW w:w="1749" w:type="dxa"/>
+          </w:tcPr>
+          <w:p>
+            <w:pPr>
+              <w:rPr>
+                <w:rFonts w:ascii="Arial" w:hAnsi="Arial" w:cs="Arial"/>
+                <w:sz w:val="24"/>
+                <w:szCs w:val="24"/>
+              </w:rPr>
+            </w:pPr>
+            <w:proofErr w:type="spellStart"/>
+            <w:r>
+              <w:rPr>
+                <w:rFonts w:ascii="Arial" w:hAnsi="Arial" w:cs="Arial"/>
+                <w:sz w:val="24"/>
+                <w:szCs w:val="24"/>
+              </w:rPr>
+              <w:t>Location_type</w:t>
+            </w:r>
+            <w:proofErr w:type="spellEnd"/>
           </w:p>
         </w:tc>
         <w:tc>
@@ -779,6 +796,16 @@
                 <w:szCs w:val="24"/>
               </w:rPr>
             </w:pPr>
+            <w:proofErr w:type="spellStart"/>
+            <w:r>
+              <w:rPr>
+                <w:rFonts w:ascii="Arial" w:hAnsi="Arial" w:cs="Arial"/>
+                <w:sz w:val="24"/>
+                <w:szCs w:val="24"/>
+              </w:rPr>
+              <w:t>Parent_station</w:t>
+            </w:r>
+            <w:proofErr w:type="spellEnd"/>
           </w:p>
         </w:tc>
       </w:tr>
@@ -800,6 +827,7 @@
                 <w:szCs w:val="24"/>
               </w:rPr>
             </w:pPr>
+            <w:proofErr w:type="spellStart"/>
             <w:r>
               <w:rPr>
                 <w:rFonts w:ascii="Arial" w:hAnsi="Arial" w:cs="Arial"/>
@@ -808,55 +836,59 @@
                 <w:sz w:val="24"/>
                 <w:szCs w:val="24"/>
               </w:rPr>
-              <w:t>stops</w:t>
-            </w:r>
-          </w:p>
-        </w:tc>
-        <w:tc>
-          <w:tcPr>
-            <w:tcW w:w="1749" w:type="dxa"/>
-          </w:tcPr>
-          <w:p>
-            <w:pPr>
-              <w:rPr>
-                <w:rFonts w:ascii="Arial" w:hAnsi="Arial" w:cs="Arial"/>
-                <w:sz w:val="24"/>
-                <w:szCs w:val="24"/>
-              </w:rPr>
-            </w:pPr>
-            <w:proofErr w:type="spellStart"/>
-            <w:r>
+              <w:t>transfers</w:t>
+            </w:r>
+            <w:proofErr w:type="spellEnd"/>
+          </w:p>
+        </w:tc>
+        <w:tc>
+          <w:tcPr>
+            <w:tcW w:w="1749" w:type="dxa"/>
+          </w:tcPr>
+          <w:p>
+            <w:pPr>
               <w:rPr>
                 <w:rFonts w:ascii="Arial" w:hAnsi="Arial" w:cs="Arial"/>
                 <w:sz w:val="24"/>
                 <w:szCs w:val="24"/>
                 <w:highlight w:val="yellow"/>
               </w:rPr>
-              <w:t>Stop_id</w:t>
-            </w:r>
-            <w:proofErr w:type="spellEnd"/>
-          </w:p>
-        </w:tc>
-        <w:tc>
-          <w:tcPr>
-            <w:tcW w:w="1749" w:type="dxa"/>
-          </w:tcPr>
-          <w:p>
-            <w:pPr>
-              <w:rPr>
-                <w:rFonts w:ascii="Arial" w:hAnsi="Arial" w:cs="Arial"/>
-                <w:sz w:val="24"/>
-                <w:szCs w:val="24"/>
-              </w:rPr>
-            </w:pPr>
-            <w:proofErr w:type="spellStart"/>
-            <w:r>
-              <w:rPr>
-                <w:rFonts w:ascii="Arial" w:hAnsi="Arial" w:cs="Arial"/>
-                <w:sz w:val="24"/>
-                <w:szCs w:val="24"/>
-              </w:rPr>
-              <w:t>Stop_code</w:t>
+            </w:pPr>
+            <w:proofErr w:type="spellStart"/>
+            <w:r>
+              <w:rPr>
+                <w:rFonts w:ascii="Arial" w:hAnsi="Arial" w:cs="Arial"/>
+                <w:sz w:val="24"/>
+                <w:szCs w:val="24"/>
+                <w:highlight w:val="yellow"/>
+              </w:rPr>
+              <w:t>From_stop_id</w:t>
+            </w:r>
+            <w:proofErr w:type="spellEnd"/>
+          </w:p>
+        </w:tc>
+        <w:tc>
+          <w:tcPr>
+            <w:tcW w:w="1749" w:type="dxa"/>
+          </w:tcPr>
+          <w:p>
+            <w:pPr>
+              <w:rPr>
+                <w:rFonts w:ascii="Arial" w:hAnsi="Arial" w:cs="Arial"/>
+                <w:sz w:val="24"/>
+                <w:szCs w:val="24"/>
+                <w:highlight w:val="yellow"/>
+              </w:rPr>
+            </w:pPr>
+            <w:proofErr w:type="spellStart"/>
+            <w:r>
+              <w:rPr>
+                <w:rFonts w:ascii="Arial" w:hAnsi="Arial" w:cs="Arial"/>
+                <w:sz w:val="24"/>
+                <w:szCs w:val="24"/>
+                <w:highlight w:val="yellow"/>
+              </w:rPr>
+              <w:t>To_stop_id</w:t>
             </w:r>
             <w:proofErr w:type="spellEnd"/>
           </w:p>
@@ -877,84 +909,65 @@
             <w:r>
               <w:rPr>
                 <w:rFonts w:ascii="Arial" w:hAnsi="Arial" w:cs="Arial"/>
-                <w:sz w:val="24"/>
-                <w:szCs w:val="24"/>
-              </w:rPr>
-              <w:t>Stop_name</w:t>
-            </w:r>
-            <w:proofErr w:type="spellEnd"/>
-          </w:p>
-        </w:tc>
-        <w:tc>
-          <w:tcPr>
-            <w:tcW w:w="1749" w:type="dxa"/>
-          </w:tcPr>
-          <w:p>
-            <w:pPr>
-              <w:rPr>
-                <w:rFonts w:ascii="Arial" w:hAnsi="Arial" w:cs="Arial"/>
-                <w:sz w:val="24"/>
-                <w:szCs w:val="24"/>
-              </w:rPr>
-            </w:pPr>
-            <w:proofErr w:type="spellStart"/>
-            <w:r>
-              <w:rPr>
-                <w:rFonts w:ascii="Arial" w:hAnsi="Arial" w:cs="Arial"/>
-                <w:sz w:val="24"/>
-                <w:szCs w:val="24"/>
-              </w:rPr>
-              <w:t>Stop_lat</w:t>
-            </w:r>
-            <w:proofErr w:type="spellEnd"/>
-          </w:p>
-        </w:tc>
-        <w:tc>
-          <w:tcPr>
-            <w:tcW w:w="1749" w:type="dxa"/>
-          </w:tcPr>
-          <w:p>
-            <w:pPr>
-              <w:rPr>
-                <w:rFonts w:ascii="Arial" w:hAnsi="Arial" w:cs="Arial"/>
-                <w:sz w:val="24"/>
-                <w:szCs w:val="24"/>
-              </w:rPr>
-            </w:pPr>
-            <w:proofErr w:type="spellStart"/>
-            <w:r>
-              <w:rPr>
-                <w:rFonts w:ascii="Arial" w:hAnsi="Arial" w:cs="Arial"/>
-                <w:sz w:val="24"/>
-                <w:szCs w:val="24"/>
-              </w:rPr>
-              <w:t>Stop_long</w:t>
-            </w:r>
-            <w:proofErr w:type="spellEnd"/>
-          </w:p>
-        </w:tc>
-        <w:tc>
-          <w:tcPr>
-            <w:tcW w:w="1749" w:type="dxa"/>
-          </w:tcPr>
-          <w:p>
-            <w:pPr>
-              <w:rPr>
-                <w:rFonts w:ascii="Arial" w:hAnsi="Arial" w:cs="Arial"/>
-                <w:sz w:val="24"/>
-                <w:szCs w:val="24"/>
-              </w:rPr>
-            </w:pPr>
-            <w:proofErr w:type="spellStart"/>
-            <w:r>
-              <w:rPr>
-                <w:rFonts w:ascii="Arial" w:hAnsi="Arial" w:cs="Arial"/>
-                <w:sz w:val="24"/>
-                <w:szCs w:val="24"/>
-              </w:rPr>
-              <w:t>Location_type</w:t>
-            </w:r>
-            <w:proofErr w:type="spellEnd"/>
+                <w:color w:val="808080" w:themeColor="background1" w:themeShade="80"/>
+                <w:sz w:val="24"/>
+                <w:szCs w:val="24"/>
+              </w:rPr>
+              <w:t>Transfer_type</w:t>
+            </w:r>
+            <w:proofErr w:type="spellEnd"/>
+          </w:p>
+        </w:tc>
+        <w:tc>
+          <w:tcPr>
+            <w:tcW w:w="1749" w:type="dxa"/>
+          </w:tcPr>
+          <w:p>
+            <w:pPr>
+              <w:rPr>
+                <w:rFonts w:ascii="Arial" w:hAnsi="Arial" w:cs="Arial"/>
+                <w:sz w:val="24"/>
+                <w:szCs w:val="24"/>
+              </w:rPr>
+            </w:pPr>
+            <w:proofErr w:type="spellStart"/>
+            <w:r>
+              <w:rPr>
+                <w:rFonts w:ascii="Arial" w:hAnsi="Arial" w:cs="Arial"/>
+                <w:sz w:val="24"/>
+                <w:szCs w:val="24"/>
+              </w:rPr>
+              <w:t>Min_transfer_time</w:t>
+            </w:r>
+            <w:proofErr w:type="spellEnd"/>
+          </w:p>
+        </w:tc>
+        <w:tc>
+          <w:tcPr>
+            <w:tcW w:w="1749" w:type="dxa"/>
+          </w:tcPr>
+          <w:p>
+            <w:pPr>
+              <w:rPr>
+                <w:rFonts w:ascii="Arial" w:hAnsi="Arial" w:cs="Arial"/>
+                <w:sz w:val="24"/>
+                <w:szCs w:val="24"/>
+              </w:rPr>
+            </w:pPr>
+          </w:p>
+        </w:tc>
+        <w:tc>
+          <w:tcPr>
+            <w:tcW w:w="1749" w:type="dxa"/>
+          </w:tcPr>
+          <w:p>
+            <w:pPr>
+              <w:rPr>
+                <w:rFonts w:ascii="Arial" w:hAnsi="Arial" w:cs="Arial"/>
+                <w:sz w:val="24"/>
+                <w:szCs w:val="24"/>
+              </w:rPr>
+            </w:pPr>
           </w:p>
         </w:tc>
         <w:tc>
@@ -969,16 +982,6 @@
                 <w:szCs w:val="24"/>
               </w:rPr>
             </w:pPr>
-            <w:proofErr w:type="spellStart"/>
-            <w:r>
-              <w:rPr>
-                <w:rFonts w:ascii="Arial" w:hAnsi="Arial" w:cs="Arial"/>
-                <w:sz w:val="24"/>
-                <w:szCs w:val="24"/>
-              </w:rPr>
-              <w:t>Parent_station</w:t>
-            </w:r>
-            <w:proofErr w:type="spellEnd"/>
           </w:p>
         </w:tc>
       </w:tr>
@@ -1000,7 +1003,6 @@
                 <w:szCs w:val="24"/>
               </w:rPr>
             </w:pPr>
-            <w:proofErr w:type="spellStart"/>
             <w:r>
               <w:rPr>
                 <w:rFonts w:ascii="Arial" w:hAnsi="Arial" w:cs="Arial"/>
@@ -1009,59 +1011,58 @@
                 <w:sz w:val="24"/>
                 <w:szCs w:val="24"/>
               </w:rPr>
-              <w:t>transfers</w:t>
-            </w:r>
-            <w:proofErr w:type="spellEnd"/>
-          </w:p>
-        </w:tc>
-        <w:tc>
-          <w:tcPr>
-            <w:tcW w:w="1749" w:type="dxa"/>
-          </w:tcPr>
-          <w:p>
-            <w:pPr>
-              <w:rPr>
-                <w:rFonts w:ascii="Arial" w:hAnsi="Arial" w:cs="Arial"/>
-                <w:sz w:val="24"/>
-                <w:szCs w:val="24"/>
-                <w:highlight w:val="yellow"/>
-              </w:rPr>
-            </w:pPr>
-            <w:proofErr w:type="spellStart"/>
-            <w:r>
-              <w:rPr>
-                <w:rFonts w:ascii="Arial" w:hAnsi="Arial" w:cs="Arial"/>
-                <w:sz w:val="24"/>
-                <w:szCs w:val="24"/>
-                <w:highlight w:val="yellow"/>
-              </w:rPr>
-              <w:t>From_stop_id</w:t>
-            </w:r>
-            <w:proofErr w:type="spellEnd"/>
-          </w:p>
-        </w:tc>
-        <w:tc>
-          <w:tcPr>
-            <w:tcW w:w="1749" w:type="dxa"/>
-          </w:tcPr>
-          <w:p>
-            <w:pPr>
-              <w:rPr>
-                <w:rFonts w:ascii="Arial" w:hAnsi="Arial" w:cs="Arial"/>
-                <w:sz w:val="24"/>
-                <w:szCs w:val="24"/>
-                <w:highlight w:val="yellow"/>
-              </w:rPr>
-            </w:pPr>
-            <w:proofErr w:type="spellStart"/>
-            <w:r>
-              <w:rPr>
-                <w:rFonts w:ascii="Arial" w:hAnsi="Arial" w:cs="Arial"/>
-                <w:sz w:val="24"/>
-                <w:szCs w:val="24"/>
-                <w:highlight w:val="yellow"/>
-              </w:rPr>
-              <w:t>To_stop_id</w:t>
+              <w:t>trips</w:t>
+            </w:r>
+          </w:p>
+        </w:tc>
+        <w:tc>
+          <w:tcPr>
+            <w:tcW w:w="1749" w:type="dxa"/>
+          </w:tcPr>
+          <w:p>
+            <w:pPr>
+              <w:rPr>
+                <w:rFonts w:ascii="Arial" w:hAnsi="Arial" w:cs="Arial"/>
+                <w:sz w:val="24"/>
+                <w:szCs w:val="24"/>
+                <w:highlight w:val="cyan"/>
+              </w:rPr>
+            </w:pPr>
+            <w:proofErr w:type="spellStart"/>
+            <w:r>
+              <w:rPr>
+                <w:rFonts w:ascii="Arial" w:hAnsi="Arial" w:cs="Arial"/>
+                <w:sz w:val="24"/>
+                <w:szCs w:val="24"/>
+                <w:highlight w:val="cyan"/>
+              </w:rPr>
+              <w:t>Route_id</w:t>
+            </w:r>
+            <w:proofErr w:type="spellEnd"/>
+          </w:p>
+        </w:tc>
+        <w:tc>
+          <w:tcPr>
+            <w:tcW w:w="1749" w:type="dxa"/>
+          </w:tcPr>
+          <w:p>
+            <w:pPr>
+              <w:rPr>
+                <w:rFonts w:ascii="Arial" w:hAnsi="Arial" w:cs="Arial"/>
+                <w:color w:val="808080" w:themeColor="background1" w:themeShade="80"/>
+                <w:sz w:val="24"/>
+                <w:szCs w:val="24"/>
+              </w:rPr>
+            </w:pPr>
+            <w:proofErr w:type="spellStart"/>
+            <w:r>
+              <w:rPr>
+                <w:rFonts w:ascii="Arial" w:hAnsi="Arial" w:cs="Arial"/>
+                <w:color w:val="808080" w:themeColor="background1" w:themeShade="80"/>
+                <w:sz w:val="24"/>
+                <w:szCs w:val="24"/>
+              </w:rPr>
+              <w:t>Service_id</w:t>
             </w:r>
             <w:proofErr w:type="spellEnd"/>
           </w:p>
@@ -1082,180 +1083,6 @@
             <w:r>
               <w:rPr>
                 <w:rFonts w:ascii="Arial" w:hAnsi="Arial" w:cs="Arial"/>
-                <w:color w:val="808080" w:themeColor="background1" w:themeShade="80"/>
-                <w:sz w:val="24"/>
-                <w:szCs w:val="24"/>
-              </w:rPr>
-              <w:t>Transfer_type</w:t>
-            </w:r>
-            <w:proofErr w:type="spellEnd"/>
-          </w:p>
-        </w:tc>
-        <w:tc>
-          <w:tcPr>
-            <w:tcW w:w="1749" w:type="dxa"/>
-          </w:tcPr>
-          <w:p>
-            <w:pPr>
-              <w:rPr>
-                <w:rFonts w:ascii="Arial" w:hAnsi="Arial" w:cs="Arial"/>
-                <w:sz w:val="24"/>
-                <w:szCs w:val="24"/>
-              </w:rPr>
-            </w:pPr>
-            <w:proofErr w:type="spellStart"/>
-            <w:r>
-              <w:rPr>
-                <w:rFonts w:ascii="Arial" w:hAnsi="Arial" w:cs="Arial"/>
-                <w:sz w:val="24"/>
-                <w:szCs w:val="24"/>
-              </w:rPr>
-              <w:t>Min_transfer_time</w:t>
-            </w:r>
-            <w:proofErr w:type="spellEnd"/>
-          </w:p>
-        </w:tc>
-        <w:tc>
-          <w:tcPr>
-            <w:tcW w:w="1749" w:type="dxa"/>
-          </w:tcPr>
-          <w:p>
-            <w:pPr>
-              <w:rPr>
-                <w:rFonts w:ascii="Arial" w:hAnsi="Arial" w:cs="Arial"/>
-                <w:sz w:val="24"/>
-                <w:szCs w:val="24"/>
-              </w:rPr>
-            </w:pPr>
-          </w:p>
-        </w:tc>
-        <w:tc>
-          <w:tcPr>
-            <w:tcW w:w="1749" w:type="dxa"/>
-          </w:tcPr>
-          <w:p>
-            <w:pPr>
-              <w:rPr>
-                <w:rFonts w:ascii="Arial" w:hAnsi="Arial" w:cs="Arial"/>
-                <w:sz w:val="24"/>
-                <w:szCs w:val="24"/>
-              </w:rPr>
-            </w:pPr>
-          </w:p>
-        </w:tc>
-        <w:tc>
-          <w:tcPr>
-            <w:tcW w:w="1750" w:type="dxa"/>
-          </w:tcPr>
-          <w:p>
-            <w:pPr>
-              <w:rPr>
-                <w:rFonts w:ascii="Arial" w:hAnsi="Arial" w:cs="Arial"/>
-                <w:sz w:val="24"/>
-                <w:szCs w:val="24"/>
-              </w:rPr>
-            </w:pPr>
-          </w:p>
-        </w:tc>
-      </w:tr>
-      <w:tr>
-        <w:trPr>
-          <w:trHeight w:val="552"/>
-        </w:trPr>
-        <w:tc>
-          <w:tcPr>
-            <w:tcW w:w="1749" w:type="dxa"/>
-          </w:tcPr>
-          <w:p>
-            <w:pPr>
-              <w:rPr>
-                <w:rFonts w:ascii="Arial" w:hAnsi="Arial" w:cs="Arial"/>
-                <w:b/>
-                <w:bCs/>
-                <w:sz w:val="24"/>
-                <w:szCs w:val="24"/>
-              </w:rPr>
-            </w:pPr>
-            <w:r>
-              <w:rPr>
-                <w:rFonts w:ascii="Arial" w:hAnsi="Arial" w:cs="Arial"/>
-                <w:b/>
-                <w:bCs/>
-                <w:sz w:val="24"/>
-                <w:szCs w:val="24"/>
-              </w:rPr>
-              <w:t>trips</w:t>
-            </w:r>
-          </w:p>
-        </w:tc>
-        <w:tc>
-          <w:tcPr>
-            <w:tcW w:w="1749" w:type="dxa"/>
-          </w:tcPr>
-          <w:p>
-            <w:pPr>
-              <w:rPr>
-                <w:rFonts w:ascii="Arial" w:hAnsi="Arial" w:cs="Arial"/>
-                <w:sz w:val="24"/>
-                <w:szCs w:val="24"/>
-                <w:highlight w:val="cyan"/>
-              </w:rPr>
-            </w:pPr>
-            <w:proofErr w:type="spellStart"/>
-            <w:r>
-              <w:rPr>
-                <w:rFonts w:ascii="Arial" w:hAnsi="Arial" w:cs="Arial"/>
-                <w:sz w:val="24"/>
-                <w:szCs w:val="24"/>
-                <w:highlight w:val="cyan"/>
-              </w:rPr>
-              <w:t>Route_id</w:t>
-            </w:r>
-            <w:proofErr w:type="spellEnd"/>
-          </w:p>
-        </w:tc>
-        <w:tc>
-          <w:tcPr>
-            <w:tcW w:w="1749" w:type="dxa"/>
-          </w:tcPr>
-          <w:p>
-            <w:pPr>
-              <w:rPr>
-                <w:rFonts w:ascii="Arial" w:hAnsi="Arial" w:cs="Arial"/>
-                <w:color w:val="808080" w:themeColor="background1" w:themeShade="80"/>
-                <w:sz w:val="24"/>
-                <w:szCs w:val="24"/>
-              </w:rPr>
-            </w:pPr>
-            <w:proofErr w:type="spellStart"/>
-            <w:r>
-              <w:rPr>
-                <w:rFonts w:ascii="Arial" w:hAnsi="Arial" w:cs="Arial"/>
-                <w:color w:val="808080" w:themeColor="background1" w:themeShade="80"/>
-                <w:sz w:val="24"/>
-                <w:szCs w:val="24"/>
-              </w:rPr>
-              <w:t>Service_id</w:t>
-            </w:r>
-            <w:proofErr w:type="spellEnd"/>
-          </w:p>
-        </w:tc>
-        <w:tc>
-          <w:tcPr>
-            <w:tcW w:w="1750" w:type="dxa"/>
-          </w:tcPr>
-          <w:p>
-            <w:pPr>
-              <w:rPr>
-                <w:rFonts w:ascii="Arial" w:hAnsi="Arial" w:cs="Arial"/>
-                <w:sz w:val="24"/>
-                <w:szCs w:val="24"/>
-              </w:rPr>
-            </w:pPr>
-            <w:proofErr w:type="spellStart"/>
-            <w:r>
-              <w:rPr>
-                <w:rFonts w:ascii="Arial" w:hAnsi="Arial" w:cs="Arial"/>
                 <w:sz w:val="24"/>
                 <w:szCs w:val="24"/>
                 <w:highlight w:val="magenta"/>
@@ -1331,7 +1158,6 @@
                 <w:rFonts w:ascii="Arial" w:hAnsi="Arial" w:cs="Arial"/>
                 <w:sz w:val="24"/>
                 <w:szCs w:val="24"/>
-                <w:highlight w:val="darkCyan"/>
               </w:rPr>
               <w:t>Shape_id</w:t>
             </w:r>
